--- a/docs/Control_de_Cambios_Rediseno_UI.docx
+++ b/docs/Control_de_Cambios_Rediseno_UI.docx
@@ -538,7 +538,7 @@
                 <w:sz w:val="18"/>
                 <w:szCs w:val="18"/>
               </w:rPr>
-              <w:t xml:space="preserve">Claude Code (orquestación) y agentes de apoyo agy (paquetes D1 a D6)</w:t>
+              <w:t xml:space="preserve">Equipo de desarrollo (paquetes D1 a D6)</w:t>
             </w:r>
           </w:p>
         </w:tc>
@@ -9062,7 +9062,7 @@
                 <w:sz w:val="17"/>
                 <w:szCs w:val="17"/>
               </w:rPr>
-              <w:t xml:space="preserve">Paleta oscura completada (tokens de error, onPhase), sin colores hex fijos en src/ui, mapa y barra de estado según el tema; roles, etiquetas y estados de accesibilidad, objetivos táctiles de 48 dp y regiones en vivo en pánico y avisos. Trabajo hecho por agentes (opencode, que se detuvo, y Antigravity, que lo terminó) y revisado: tsc sin errores.</w:t>
+              <w:t xml:space="preserve">Paleta oscura completada (tokens de error, onPhase), sin colores hex fijos en src/ui, mapa y barra de estado según el tema; roles, etiquetas y estados de accesibilidad, objetivos táctiles de 48 dp y regiones en vivo en pánico y avisos. Trabajo del equipo de desarrollo, revisado: tsc sin errores.</w:t>
             </w:r>
           </w:p>
         </w:tc>
@@ -13559,7 +13559,7 @@
                 <w:sz w:val="17"/>
                 <w:szCs w:val="17"/>
               </w:rPr>
-              <w:t xml:space="preserve">Claude Code</w:t>
+              <w:t xml:space="preserve">Equipo de desarrollo</w:t>
             </w:r>
           </w:p>
         </w:tc>
@@ -13684,7 +13684,7 @@
                 <w:sz w:val="17"/>
                 <w:szCs w:val="17"/>
               </w:rPr>
-              <w:t xml:space="preserve">Claude Code</w:t>
+              <w:t xml:space="preserve">Equipo de desarrollo</w:t>
             </w:r>
           </w:p>
         </w:tc>
@@ -13809,7 +13809,7 @@
                 <w:sz w:val="17"/>
                 <w:szCs w:val="17"/>
               </w:rPr>
-              <w:t xml:space="preserve">Claude Code</w:t>
+              <w:t xml:space="preserve">Equipo de desarrollo</w:t>
             </w:r>
           </w:p>
         </w:tc>
@@ -13934,7 +13934,7 @@
                 <w:sz w:val="17"/>
                 <w:szCs w:val="17"/>
               </w:rPr>
-              <w:t xml:space="preserve">Claude Code</w:t>
+              <w:t xml:space="preserve">Equipo de desarrollo</w:t>
             </w:r>
           </w:p>
         </w:tc>
@@ -14059,7 +14059,7 @@
                 <w:sz w:val="17"/>
                 <w:szCs w:val="17"/>
               </w:rPr>
-              <w:t xml:space="preserve">Claude Code</w:t>
+              <w:t xml:space="preserve">Equipo de desarrollo</w:t>
             </w:r>
           </w:p>
         </w:tc>
